--- a/static/images/docs/Louis_Andrada_CV.docx
+++ b/static/images/docs/Louis_Andrada_CV.docx
@@ -234,25 +234,6 @@
                   <w:szCs w:val="18"/>
                 </w:rPr>
                 <w:t>louis.andrada@outlook.com</w:t>
-              </w:r>
-            </w:hyperlink>
-            <w:r>
-              <w:rPr>
-                <w:rFonts w:ascii="AndradaMono" w:hAnsi="AndradaMono" w:cs="Courier New"/>
-                <w:sz w:val="18"/>
-                <w:szCs w:val="18"/>
-              </w:rPr>
-              <w:br/>
-            </w:r>
-            <w:hyperlink r:id="rId10" w:history="1">
-              <w:r>
-                <w:rPr>
-                  <w:rStyle w:val="Hyperlink"/>
-                  <w:rFonts w:ascii="AndradaMono" w:hAnsi="AndradaMono" w:cs="Courier New"/>
-                  <w:sz w:val="18"/>
-                  <w:szCs w:val="18"/>
-                </w:rPr>
-                <w:t>@louisandrada</w:t>
               </w:r>
             </w:hyperlink>
           </w:p>
